--- a/网八技校模拟赛Ⅰ/真·fafa和gaygay/真·fafa和gaygay.docx
+++ b/网八技校模拟赛Ⅰ/真·fafa和gaygay/真·fafa和gaygay.docx
@@ -17,33 +17,44 @@
       <w:bookmarkStart w:id="0" w:name="OLE_LINK1"/>
       <w:r>
         <w:rPr>
-          <w:rFonts w:hint="eastAsia"/>
+          <w:rFonts w:hint="default"/>
           <w:b/>
           <w:bCs/>
           <w:sz w:val="21"/>
           <w:szCs w:val="21"/>
-          <w:lang w:val="en-US" w:eastAsia="zh-CN"/>
-        </w:rPr>
-        <w:t>128MB,1S,</w:t>
-      </w:r>
-      <w:r>
-        <w:rPr>
-          <w:rFonts w:hint="default"/>
+          <w:lang w:eastAsia="zh-CN"/>
+        </w:rPr>
+        <w:t>256</w:t>
+      </w:r>
+      <w:r>
+        <w:rPr>
+          <w:rFonts w:hint="eastAsia"/>
           <w:b/>
           <w:bCs/>
           <w:sz w:val="21"/>
           <w:szCs w:val="21"/>
-          <w:lang w:eastAsia="zh-CN"/>
-        </w:rPr>
-        <w:t>fag</w:t>
-      </w:r>
-      <w:r>
-        <w:rPr>
-          <w:rFonts w:hint="eastAsia"/>
+          <w:lang w:val="en-US" w:eastAsia="zh-CN"/>
+        </w:rPr>
+        <w:t>MB,1S,</w:t>
+      </w:r>
+      <w:r>
+        <w:rPr>
+          <w:rFonts w:hint="default"/>
           <w:b/>
           <w:bCs/>
           <w:sz w:val="21"/>
           <w:szCs w:val="21"/>
+          <w:lang w:eastAsia="zh-CN"/>
+        </w:rPr>
+        <w:t>fag</w:t>
+      </w:r>
+      <w:r>
+        <w:rPr>
+          <w:rFonts w:hint="eastAsia"/>
+          <w:b/>
+          <w:bCs/>
+          <w:sz w:val="21"/>
+          <w:szCs w:val="21"/>
           <w:lang w:val="en-US" w:eastAsia="zh-CN"/>
         </w:rPr>
         <w:t>.xxx</w:t>
@@ -71,20 +82,7 @@
           <w:szCs w:val="32"/>
           <w:lang w:eastAsia="zh-CN"/>
         </w:rPr>
-        <w:t>真·</w:t>
-      </w:r>
-      <w:bookmarkStart w:id="6" w:name="_GoBack"/>
-      <w:bookmarkEnd w:id="6"/>
-      <w:r>
-        <w:rPr>
-          <w:rFonts w:hint="default"/>
-          <w:b/>
-          <w:bCs/>
-          <w:sz w:val="32"/>
-          <w:szCs w:val="32"/>
-          <w:lang w:eastAsia="zh-CN"/>
-        </w:rPr>
-        <w:t>fafa和gaygay</w:t>
+        <w:t>真·fafa和gaygay</w:t>
       </w:r>
     </w:p>
     <w:bookmarkEnd w:id="0"/>
@@ -180,7 +178,7 @@
           <w:szCs w:val="24"/>
           <w:lang w:val="en-US" w:eastAsia="zh-CN"/>
         </w:rPr>
-        <w:t>是一对兄弟关系</w:t>
+        <w:t>是一对兄弟</w:t>
       </w:r>
       <w:r>
         <w:rPr>
@@ -202,7 +200,29 @@
           <w:szCs w:val="24"/>
           <w:lang w:val="en-US" w:eastAsia="zh-CN"/>
         </w:rPr>
-        <w:t>他们在玩一个游戏</w:t>
+        <w:t>他们在</w:t>
+      </w:r>
+      <w:r>
+        <w:rPr>
+          <w:rFonts w:hint="default"/>
+          <w:b w:val="0"/>
+          <w:bCs w:val="0"/>
+          <w:sz w:val="24"/>
+          <w:szCs w:val="24"/>
+          <w:lang w:eastAsia="zh-CN"/>
+        </w:rPr>
+        <w:t>Van</w:t>
+      </w:r>
+      <w:r>
+        <w:rPr>
+          <w:rFonts w:hint="eastAsia"/>
+          <w:b w:val="0"/>
+          <w:bCs w:val="0"/>
+          <w:sz w:val="24"/>
+          <w:szCs w:val="24"/>
+          <w:lang w:val="en-US" w:eastAsia="zh-CN"/>
+        </w:rPr>
+        <w:t>一个游戏</w:t>
       </w:r>
     </w:p>
     <w:p>
@@ -347,6 +367,31 @@
           <w:lang w:eastAsia="zh-CN"/>
         </w:rPr>
         <w:t>。</w:t>
+      </w:r>
+    </w:p>
+    <w:p>
+      <w:pPr>
+        <w:ind w:firstLine="420" w:firstLineChars="0"/>
+        <w:jc w:val="both"/>
+        <w:rPr>
+          <w:rFonts w:hint="eastAsia"/>
+          <w:b w:val="0"/>
+          <w:bCs w:val="0"/>
+          <w:sz w:val="24"/>
+          <w:szCs w:val="24"/>
+          <w:lang w:eastAsia="zh-CN"/>
+        </w:rPr>
+      </w:pPr>
+      <w:r>
+        <w:rPr>
+          <w:rFonts w:hint="default"/>
+          <w:b w:val="0"/>
+          <w:bCs w:val="0"/>
+          <w:sz w:val="24"/>
+          <w:szCs w:val="24"/>
+          <w:lang w:eastAsia="zh-CN"/>
+        </w:rPr>
+        <w:t>本题开启O2.</w:t>
       </w:r>
     </w:p>
     <w:p>
@@ -464,7 +509,29 @@
           <w:szCs w:val="24"/>
           <w:lang w:eastAsia="zh-CN"/>
         </w:rPr>
-        <w:t>接下来M行，每行若干个整数</w:t>
+        <w:t>接下来M行，每行</w:t>
+      </w:r>
+      <w:r>
+        <w:rPr>
+          <w:rFonts w:hint="default"/>
+          <w:b w:val="0"/>
+          <w:bCs w:val="0"/>
+          <w:sz w:val="24"/>
+          <w:szCs w:val="24"/>
+          <w:lang w:eastAsia="zh-CN"/>
+        </w:rPr>
+        <w:t>3</w:t>
+      </w:r>
+      <w:r>
+        <w:rPr>
+          <w:rFonts w:hint="default"/>
+          <w:b w:val="0"/>
+          <w:bCs w:val="0"/>
+          <w:sz w:val="24"/>
+          <w:szCs w:val="24"/>
+          <w:lang w:eastAsia="zh-CN"/>
+        </w:rPr>
+        <w:t>个整数</w:t>
       </w:r>
     </w:p>
     <w:p>
@@ -490,7 +557,40 @@
           <w:szCs w:val="24"/>
           <w:lang w:eastAsia="zh-CN"/>
         </w:rPr>
-        <w:t>1 x v 将第x个元素改为v</w:t>
+        <w:t xml:space="preserve">1 x </w:t>
+      </w:r>
+      <w:r>
+        <w:rPr>
+          <w:rFonts w:hint="default"/>
+          <w:b w:val="0"/>
+          <w:bCs w:val="0"/>
+          <w:sz w:val="24"/>
+          <w:szCs w:val="24"/>
+          <w:lang w:eastAsia="zh-CN"/>
+        </w:rPr>
+        <w:t>a</w:t>
+      </w:r>
+      <w:r>
+        <w:rPr>
+          <w:rFonts w:hint="default"/>
+          <w:b w:val="0"/>
+          <w:bCs w:val="0"/>
+          <w:sz w:val="24"/>
+          <w:szCs w:val="24"/>
+          <w:lang w:eastAsia="zh-CN"/>
+        </w:rPr>
+        <w:t xml:space="preserve"> 将第x个元素改为</w:t>
+      </w:r>
+      <w:r>
+        <w:rPr>
+          <w:rFonts w:hint="default"/>
+          <w:b w:val="0"/>
+          <w:bCs w:val="0"/>
+          <w:sz w:val="24"/>
+          <w:szCs w:val="24"/>
+          <w:lang w:eastAsia="zh-CN"/>
+        </w:rPr>
+        <w:t>a</w:t>
       </w:r>
     </w:p>
     <w:p>
@@ -569,10 +669,21 @@
           <w:bCs w:val="0"/>
           <w:sz w:val="24"/>
           <w:szCs w:val="24"/>
-          <w:lang w:val="en-US" w:eastAsia="zh-CN"/>
+          <w:lang w:eastAsia="zh-CN"/>
         </w:rPr>
       </w:pPr>
       <w:bookmarkStart w:id="4" w:name="OLE_LINK6"/>
+      <w:r>
+        <w:rPr>
+          <w:rFonts w:hint="default"/>
+          <w:b w:val="0"/>
+          <w:bCs w:val="0"/>
+          <w:sz w:val="24"/>
+          <w:szCs w:val="24"/>
+          <w:lang w:eastAsia="zh-CN"/>
+        </w:rPr>
+        <w:t>对于每个2操作输出一行一个整数，表示询问的答案。</w:t>
+      </w:r>
     </w:p>
     <w:p>
       <w:pPr>
@@ -770,9 +881,33 @@
           <w:bCs w:val="0"/>
           <w:sz w:val="24"/>
           <w:szCs w:val="24"/>
-          <w:lang w:val="en-US" w:eastAsia="zh-CN"/>
-        </w:rPr>
-      </w:pPr>
+          <w:lang w:eastAsia="zh-CN"/>
+        </w:rPr>
+      </w:pPr>
+      <w:r>
+        <w:rPr>
+          <w:rFonts w:hint="default"/>
+          <w:b w:val="0"/>
+          <w:bCs w:val="0"/>
+          <w:sz w:val="24"/>
+          <w:szCs w:val="24"/>
+          <w:lang w:eastAsia="zh-CN"/>
+        </w:rPr>
+        <w:t>1 &lt;= N, M &lt;= 5,0000; 0 &lt;= a</w:t>
+      </w:r>
+      <w:bookmarkStart w:id="6" w:name="_GoBack"/>
+      <w:bookmarkEnd w:id="6"/>
+      <w:r>
+        <w:rPr>
+          <w:rFonts w:hint="default"/>
+          <w:b w:val="0"/>
+          <w:bCs w:val="0"/>
+          <w:sz w:val="24"/>
+          <w:szCs w:val="24"/>
+          <w:lang w:eastAsia="zh-CN"/>
+        </w:rPr>
+        <w:t xml:space="preserve"> &lt;= 10^9; 1 &lt;= l &lt;= r &lt;= N; 1 &lt;= x &lt;= N;</w:t>
+      </w:r>
     </w:p>
     <w:p>
       <w:pPr>
